--- a/Semana02_Tarea01_Sanchez_Luis.docx
+++ b/Semana02_Tarea01_Sanchez_Luis.docx
@@ -6,19 +6,99 @@
       <w:pPr>
         <w:jc w:val="center"/>
       </w:pPr>
-      <w:proofErr w:type="spellStart"/>
       <w:r>
-        <w:t>Creacion</w:t>
+        <w:t>Creación</w:t>
       </w:r>
-      <w:proofErr w:type="spellEnd"/>
       <w:r>
         <w:t xml:space="preserve"> de repositorios en </w:t>
       </w:r>
-      <w:proofErr w:type="spellStart"/>
       <w:r>
-        <w:t>Github</w:t>
+        <w:t>GitHub</w:t>
       </w:r>
-      <w:proofErr w:type="spellEnd"/>
+    </w:p>
+    <w:p>
+      <w:pPr>
+        <w:jc w:val="center"/>
+      </w:pPr>
+      <w:r>
+        <w:drawing>
+          <wp:inline distT="0" distB="0" distL="0" distR="0" wp14:anchorId="5A80800B" wp14:editId="1171AD59">
+            <wp:extent cx="5400040" cy="2091690"/>
+            <wp:effectExtent l="0" t="0" r="0" b="3810"/>
+            <wp:docPr id="874714889" name="Imagen 1"/>
+            <wp:cNvGraphicFramePr>
+              <a:graphicFrameLocks xmlns:a="http://schemas.openxmlformats.org/drawingml/2006/main" noChangeAspect="1"/>
+            </wp:cNvGraphicFramePr>
+            <a:graphic xmlns:a="http://schemas.openxmlformats.org/drawingml/2006/main">
+              <a:graphicData uri="http://schemas.openxmlformats.org/drawingml/2006/picture">
+                <pic:pic xmlns:pic="http://schemas.openxmlformats.org/drawingml/2006/picture">
+                  <pic:nvPicPr>
+                    <pic:cNvPr id="874714889" name=""/>
+                    <pic:cNvPicPr/>
+                  </pic:nvPicPr>
+                  <pic:blipFill>
+                    <a:blip r:embed="rId4"/>
+                    <a:stretch>
+                      <a:fillRect/>
+                    </a:stretch>
+                  </pic:blipFill>
+                  <pic:spPr>
+                    <a:xfrm>
+                      <a:off x="0" y="0"/>
+                      <a:ext cx="5400040" cy="2091690"/>
+                    </a:xfrm>
+                    <a:prstGeom prst="rect">
+                      <a:avLst/>
+                    </a:prstGeom>
+                  </pic:spPr>
+                </pic:pic>
+              </a:graphicData>
+            </a:graphic>
+          </wp:inline>
+        </w:drawing>
+      </w:r>
+    </w:p>
+    <w:p>
+      <w:pPr>
+        <w:jc w:val="center"/>
+      </w:pPr>
+      <w:r>
+        <w:drawing>
+          <wp:inline distT="0" distB="0" distL="0" distR="0" wp14:anchorId="7631C2EB" wp14:editId="7D28162D">
+            <wp:extent cx="5400040" cy="3250565"/>
+            <wp:effectExtent l="0" t="0" r="0" b="6985"/>
+            <wp:docPr id="1281877585" name="Imagen 1"/>
+            <wp:cNvGraphicFramePr>
+              <a:graphicFrameLocks xmlns:a="http://schemas.openxmlformats.org/drawingml/2006/main" noChangeAspect="1"/>
+            </wp:cNvGraphicFramePr>
+            <a:graphic xmlns:a="http://schemas.openxmlformats.org/drawingml/2006/main">
+              <a:graphicData uri="http://schemas.openxmlformats.org/drawingml/2006/picture">
+                <pic:pic xmlns:pic="http://schemas.openxmlformats.org/drawingml/2006/picture">
+                  <pic:nvPicPr>
+                    <pic:cNvPr id="1281877585" name=""/>
+                    <pic:cNvPicPr/>
+                  </pic:nvPicPr>
+                  <pic:blipFill>
+                    <a:blip r:embed="rId5"/>
+                    <a:stretch>
+                      <a:fillRect/>
+                    </a:stretch>
+                  </pic:blipFill>
+                  <pic:spPr>
+                    <a:xfrm>
+                      <a:off x="0" y="0"/>
+                      <a:ext cx="5400040" cy="3250565"/>
+                    </a:xfrm>
+                    <a:prstGeom prst="rect">
+                      <a:avLst/>
+                    </a:prstGeom>
+                  </pic:spPr>
+                </pic:pic>
+              </a:graphicData>
+            </a:graphic>
+          </wp:inline>
+        </w:drawing>
+      </w:r>
     </w:p>
     <w:p/>
     <w:sectPr>
